--- a/eng/docx/33.content.docx
+++ b/eng/docx/33.content.docx
@@ -285,19 +285,7 @@
         <w:rPr>
           <w:lang w:val="en_US" w:bidi="en_US"/>
         </w:rPr>
-        <w:t xml:space="preserve"> (see </w:t>
-      </w:r>
-      <w:r>
-        <w:rPr>
-          <w:lang w:val="en_US" w:bidi="en_US"/>
-        </w:rPr>
-        <w:t>Micah Book Introduction</w:t>
-      </w:r>
-      <w:r>
-        <w:rPr>
-          <w:lang w:val="en_US" w:bidi="en_US"/>
-        </w:rPr>
-        <w:t xml:space="preserve">, “Setting”): These three kings ruled for about 65 years in total, from about 750 to 686 BC. </w:t>
+        <w:t xml:space="preserve"> (see Micah Book Introduction, “Setting”): These three kings ruled for about 65 years in total, from about 750 to 686 BC. </w:t>
       </w:r>
     </w:p>
     <w:p>
